--- a/downloads/documents/05 Materials/Unit 05/Slides/Slides 05.05 - Sewing Tools and Safety.docx
+++ b/downloads/documents/05 Materials/Unit 05/Slides/Slides 05.05 - Sewing Tools and Safety.docx
@@ -17,7 +17,7 @@
         <w:pStyle w:val="FirstParagraph"/>
       </w:pPr>
       <w:r>
-        <w:t xml:space="preserve">Slide outline for Lesson 5.5, one day, fourteen slides. Nothing gets sewn today, and the slides say so twice on purpose. The count routine on slides 10 to 12 is the whole point of the period.</w:t>
+        <w:t xml:space="preserve">Slide outline for Lesson 5.5, one day, fourteen slides. Nothing gets sewn today, and the slides say so twice on purpose. The count routine on slides 11 to 13 is the whole point of the period.</w:t>
       </w:r>
     </w:p>
     <w:p>

--- a/downloads/documents/05 Materials/Unit 05/Slides/Slides 05.05 - Sewing Tools and Safety.docx
+++ b/downloads/documents/05 Materials/Unit 05/Slides/Slides 05.05 - Sewing Tools and Safety.docx
@@ -541,7 +541,7 @@
         <w:t xml:space="preserve"> </w:t>
       </w:r>
       <w:r>
-        <w:t xml:space="preserve">Notes: Say this sentence more than once today. It is the sentence that has to survive all fourteen sewing days.</w:t>
+        <w:t xml:space="preserve">Notes: Say this sentence more than once today. It is the sentence that has to survive every sewing day in the unit.</w:t>
       </w:r>
     </w:p>
     <w:p>
@@ -651,7 +651,7 @@
         <w:pStyle w:val="Compact"/>
       </w:pPr>
       <w:r>
-        <w:t xml:space="preserve">Breaking a rule at a station costs that station its work time for the day</w:t>
+        <w:t xml:space="preserve">If a rule is broken at a station, that station loses its work time for the day</w:t>
       </w:r>
     </w:p>
     <w:p>
